--- a/template_gerado.docx
+++ b/template_gerado.docx
@@ -209,7 +209,7 @@
       <w:r/>
       <w:r/>
       <w:r>
-        <w:t>Miguel Ângelo Lima Clemente, , , , [CPF:], representado (a) por , [CPF:]  e [RG: ], residentes e domiciliados (as) na  (anexo 01), sem endereço eletrônico, por intermédio de seu advogado (anexo 01), vem, respeitosamente, propor a presente Ação Previdenciária de Benefício Assistencial à  Pessoa com Deficiência, em face do Instituto Nacional do Seguro Social - INSS, autarquia federal, com sede na Rua Pedro Pereira, 383, 5º andar, Centro, Fortaleza/CE, CEP 60.035-000, pelos fatos e fundamentos que a seguir aduz.</w:t>
+        <w:t>, , , , [CPF:], representado (a) por , [CPF:]  e [RG: ], residentes e domiciliados (as) na  (anexo 01), sem endereço eletrônico, por intermédio de seu advogado (anexo 01), vem, respeitosamente, propor a presente Ação Previdenciária de Benefício Assistencial à  Pessoa com Deficiência, em face do Instituto Nacional do Seguro Social - INSS, autarquia federal, com sede na Rua Pedro Pereira, 383, 5º andar, Centro, Fortaleza/CE, CEP 60.035-000, pelos fatos e fundamentos que a seguir aduz.</w:t>
       </w:r>
     </w:p>
     <w:tbl>
@@ -846,7 +846,7 @@
       <w:r/>
       <w:r/>
       <w:r>
-        <w:t xml:space="preserve">A parte requerente é portadora de Transtorno do Espectro Autista Infantil F84.0, F90.0, apresentando limitações que dificultam diretamente o desempenho de suas atividades diárias e escolares, comprovando-se por meio de atestados e laudos médicos. </w:t>
+        <w:t xml:space="preserve">A parte requerente é portadora de  , apresentando limitações que dificultam diretamente o desempenho de suas atividades diárias e escolares, comprovando-se por meio de atestados e laudos médicos. </w:t>
       </w:r>
     </w:p>
     <w:p>
@@ -1116,7 +1116,7 @@
         </w:rPr>
       </w:r>
       <w:r>
-        <w:t xml:space="preserve">O laudo médico datado de 16/12/2025, foi emitido pelo Psiquiatra Emanuel Cavalcante Silva, que descreve: “... Paciente apresenta quadro compatível com transtorno do espectro autista infantil, com início na primeira infância. Apresenta dificuldade importante de foco e manutenção em atividades estruturadas, brincadeiras disfuncionais, maneirismos motores, hipersensibilidade ao toque físico, entre outros sintomas. Há alta probabilidade de manutenção das dificuldades observadas, sem prognóstico de melhora funcional significativa no curto e médio prazo.                                     ..”.O profissional recomenda acompanhamento multiprofissional contínuo com psicólogo, fonoaudiólogo, psicopedagogo e terapeuta ocupacional, diante das limitações funcionais observadas. (anexo 06). – destaque em amarelo é o exemplo de descrição do laudo. </w:t>
+        <w:t xml:space="preserve">O laudo médico datado de , foi emitido pelo  , que descreve: “...                                      ..”.O profissional recomenda acompanhamento multiprofissional contínuo com psicólogo, fonoaudiólogo, psicopedagogo e terapeuta ocupacional, diante das limitações funcionais observadas. (anexo 06). – destaque em amarelo é o exemplo de descrição do laudo. </w:t>
       </w:r>
     </w:p>
     <w:p>
@@ -1258,7 +1258,7 @@
         </w:rPr>
       </w:r>
       <w:r>
-        <w:t xml:space="preserve">O comprometimento escolar é confirmado em relatório pedagógico, emitido em 05 de dezembro de 2024, onde a instituição relata que Kgzla-Maria Herculano Oliveira apresenta: Relatório escolar do aluno Everton Matheus Rocha Davi, com foco nas suas necessidades especiais e no impacto delas em seu desempenho escolar. O aluno apresenta dificuldades em acompanhar a turma, insegurança, crises de ansiedade, timidez, dispersão e dificuldades de comunicação. Recomenda-se acompanhamento psicológico para lidar com a ansiedade em atividades escolares e dificuldades de concentração. grande dificuldade em acompanhar os conteúdos de todas as disciplinas, com insegurança, crises de ansiedade, timidez extrema, comportamento calado e disperso. A comunicação é descrita como extremamente restrita, o que prejudica diretamente sua aprendizagem e interação social. Mesmo com apoio familiar e estímulos, os resultados permanecem limitados, gerando frustração e agravamento emocional (anexo 07). – destaque em amarelo é o exemplo de descrição do laudo. </w:t>
+        <w:t xml:space="preserve">O comprometimento escolar é confirmado em relatório pedagógico, emitido em 05 de dezembro de 2024, onde a instituição relata que Kgzla-Maria Herculano Oliveira apresenta: EVERTON é um aluno com boa frequência escolar e acompanhamento familiar. E um aluno que não consegue acompanhar a turma, tendo dificuldade em todas as disciplinas, chegando a ficar inseguro, nervoso e com crises fortes de ansiedade. EVERTON é bastante tímido, disperso e muito calado. Durante muito tempo a família vem tentando de diversas formas, para que o mesmo se desenvolva, mas isso não tem tido resultados e tem causado algumas frustrações que acaba desencadeando outros problemas. grande dificuldade em acompanhar os conteúdos de todas as disciplinas, com insegurança, crises de ansiedade, timidez extrema, comportamento calado e disperso. A comunicação é descrita como extremamente restrita, o que prejudica diretamente sua aprendizagem e interação social. Mesmo com apoio familiar e estímulos, os resultados permanecem limitados, gerando frustração e agravamento emocional (anexo 07). – destaque em amarelo é o exemplo de descrição do laudo. </w:t>
       </w:r>
     </w:p>
     <w:p>
